--- a/Testing line 1.docx
+++ b/Testing line 1.docx
@@ -7,6 +7,12 @@
         <w:t>Testing line 1.</w:t>
       </w:r>
     </w:p>
+    <w:p>
+      <w:r>
+        <w:t>Line 2.</w:t>
+      </w:r>
+    </w:p>
+    <w:p/>
     <w:p/>
     <w:sectPr>
       <w:pgSz w:w="12240" w:h="15840"/>

--- a/Testing line 1.docx
+++ b/Testing line 1.docx
@@ -10,6 +10,11 @@
     <w:p>
       <w:r>
         <w:t>Line 2.</w:t>
+      </w:r>
+    </w:p>
+    <w:p>
+      <w:r>
+        <w:t>Line 3.</w:t>
       </w:r>
     </w:p>
     <w:p/>

--- a/Testing line 1.docx
+++ b/Testing line 1.docx
@@ -17,7 +17,11 @@
         <w:t>Line 3.</w:t>
       </w:r>
     </w:p>
-    <w:p/>
+    <w:p>
+      <w:r>
+        <w:t>Line 4.</w:t>
+      </w:r>
+    </w:p>
     <w:p/>
     <w:sectPr>
       <w:pgSz w:w="12240" w:h="15840"/>

--- a/Testing line 1.docx
+++ b/Testing line 1.docx
@@ -20,6 +20,11 @@
     <w:p>
       <w:r>
         <w:t>Line 4.</w:t>
+      </w:r>
+    </w:p>
+    <w:p>
+      <w:r>
+        <w:t>Line 6.</w:t>
       </w:r>
     </w:p>
     <w:p/>
